--- a/docs/RELATORIO_DE_ATIVIDADES 2.docx
+++ b/docs/RELATORIO_DE_ATIVIDADES 2.docx
@@ -182,15 +182,15 @@
       <w:tblPr>
         <w:tblStyle w:val="TableGrid"/>
         <w:bidiVisual w:val="0"/>
-        <w:tblW w:w="0" w:type="auto"/>
+        <w:tblW w:w="9953" w:type="dxa"/>
         <w:tblLook w:val="06A0" w:firstRow="1" w:lastRow="0" w:firstColumn="1" w:lastColumn="0" w:noHBand="1" w:noVBand="1"/>
       </w:tblPr>
       <w:tblGrid>
         <w:gridCol w:w="2260"/>
-        <w:gridCol w:w="1473"/>
-        <w:gridCol w:w="1300"/>
-        <w:gridCol w:w="1200"/>
-        <w:gridCol w:w="3720"/>
+        <w:gridCol w:w="855"/>
+        <w:gridCol w:w="990"/>
+        <w:gridCol w:w="2355"/>
+        <w:gridCol w:w="3493"/>
       </w:tblGrid>
       <w:tr>
         <w:trPr>
@@ -217,7 +217,7 @@
         </w:tc>
         <w:tc>
           <w:tcPr>
-            <w:tcW w:w="1473" w:type="dxa"/>
+            <w:tcW w:w="855" w:type="dxa"/>
             <w:tcMar/>
           </w:tcPr>
           <w:p>
@@ -236,7 +236,7 @@
         </w:tc>
         <w:tc>
           <w:tcPr>
-            <w:tcW w:w="1300" w:type="dxa"/>
+            <w:tcW w:w="990" w:type="dxa"/>
             <w:tcMar/>
           </w:tcPr>
           <w:p>
@@ -255,7 +255,7 @@
         </w:tc>
         <w:tc>
           <w:tcPr>
-            <w:tcW w:w="1200" w:type="dxa"/>
+            <w:tcW w:w="2355" w:type="dxa"/>
             <w:tcMar/>
           </w:tcPr>
           <w:p>
@@ -274,7 +274,7 @@
         </w:tc>
         <w:tc>
           <w:tcPr>
-            <w:tcW w:w="3720" w:type="dxa"/>
+            <w:tcW w:w="3493" w:type="dxa"/>
             <w:tcMar/>
           </w:tcPr>
           <w:p>
@@ -299,44 +299,105 @@
         <w:tc>
           <w:tcPr>
             <w:tcW w:w="2260" w:type="dxa"/>
-            <w:tcMar/>
-          </w:tcPr>
-          <w:p>
-            <w:pPr>
-              <w:spacing w:before="0" w:beforeAutospacing="off" w:after="0" w:afterAutospacing="off"/>
-            </w:pPr>
-            <w:r>
-              <w:rPr/>
-              <w:t>01 (Sexta-feira)</w:t>
-            </w:r>
-          </w:p>
-        </w:tc>
-        <w:tc>
-          <w:tcPr>
-            <w:tcW w:w="1473" w:type="dxa"/>
-            <w:tcMar/>
-          </w:tcPr>
-          <w:p/>
-        </w:tc>
-        <w:tc>
-          <w:tcPr>
-            <w:tcW w:w="1300" w:type="dxa"/>
-            <w:tcMar/>
-          </w:tcPr>
-          <w:p/>
-        </w:tc>
-        <w:tc>
-          <w:tcPr>
-            <w:tcW w:w="1200" w:type="dxa"/>
-            <w:tcMar/>
-          </w:tcPr>
-          <w:p/>
-        </w:tc>
-        <w:tc>
-          <w:tcPr>
-            <w:tcW w:w="3720" w:type="dxa"/>
-            <w:tcMar/>
-          </w:tcPr>
+            <w:shd w:val="clear" w:color="auto" w:fill="7F7F7F" w:themeFill="text1" w:themeFillTint="80"/>
+            <w:tcMar/>
+          </w:tcPr>
+          <w:p>
+            <w:pPr>
+              <w:spacing w:before="0" w:beforeAutospacing="off" w:after="0" w:afterAutospacing="off"/>
+            </w:pPr>
+            <w:r>
+              <w:rPr/>
+              <w:t xml:space="preserve">01 </w:t>
+            </w:r>
+          </w:p>
+          <w:p>
+            <w:pPr>
+              <w:spacing w:before="0" w:beforeAutospacing="off" w:after="0" w:afterAutospacing="off"/>
+              <w:rPr>
+                <w:u w:val="single"/>
+              </w:rPr>
+            </w:pPr>
+            <w:r>
+              <w:rPr>
+                <w:u w:val="single"/>
+              </w:rPr>
+              <w:t>SEX</w:t>
+            </w:r>
+          </w:p>
+          <w:p>
+            <w:pPr>
+              <w:spacing w:before="0" w:beforeAutospacing="off" w:after="0" w:afterAutospacing="off"/>
+              <w:rPr>
+                <w:u w:val="single"/>
+              </w:rPr>
+            </w:pPr>
+          </w:p>
+          <w:p>
+            <w:pPr>
+              <w:spacing w:before="0" w:beforeAutospacing="off" w:after="0" w:afterAutospacing="off"/>
+              <w:rPr>
+                <w:u w:val="single"/>
+              </w:rPr>
+            </w:pPr>
+          </w:p>
+        </w:tc>
+        <w:tc>
+          <w:tcPr>
+            <w:tcW w:w="855" w:type="dxa"/>
+            <w:shd w:val="clear" w:color="auto" w:fill="7F7F7F" w:themeFill="text1" w:themeFillTint="80"/>
+            <w:tcMar/>
+          </w:tcPr>
+          <w:p/>
+          <w:p>
+            <w:pPr>
+              <w:pStyle w:val="Normal"/>
+            </w:pPr>
+            <w:r>
+              <w:rPr/>
+              <w:t>FERIADO</w:t>
+            </w:r>
+          </w:p>
+        </w:tc>
+        <w:tc>
+          <w:tcPr>
+            <w:tcW w:w="990" w:type="dxa"/>
+            <w:shd w:val="clear" w:color="auto" w:fill="7F7F7F" w:themeFill="text1" w:themeFillTint="80"/>
+            <w:tcMar/>
+          </w:tcPr>
+          <w:p/>
+          <w:p>
+            <w:r>
+              <w:rPr/>
+              <w:t>---------</w:t>
+            </w:r>
+          </w:p>
+        </w:tc>
+        <w:tc>
+          <w:tcPr>
+            <w:tcW w:w="2355" w:type="dxa"/>
+            <w:shd w:val="clear" w:color="auto" w:fill="7F7F7F" w:themeFill="text1" w:themeFillTint="80"/>
+            <w:tcMar/>
+          </w:tcPr>
+          <w:p/>
+          <w:p>
+            <w:r>
+              <w:rPr/>
+              <w:t>-----------</w:t>
+            </w:r>
+            <w:r>
+              <w:rPr/>
+              <w:t>---------------</w:t>
+            </w:r>
+          </w:p>
+        </w:tc>
+        <w:tc>
+          <w:tcPr>
+            <w:tcW w:w="3493" w:type="dxa"/>
+            <w:shd w:val="clear" w:color="auto" w:fill="7F7F7F" w:themeFill="text1" w:themeFillTint="80"/>
+            <w:tcMar/>
+          </w:tcPr>
+          <w:p/>
           <w:p/>
         </w:tc>
       </w:tr>
@@ -347,42 +408,66 @@
         <w:tc>
           <w:tcPr>
             <w:tcW w:w="2260" w:type="dxa"/>
-            <w:tcMar/>
-          </w:tcPr>
-          <w:p>
-            <w:pPr>
-              <w:spacing w:before="0" w:beforeAutospacing="off" w:after="0" w:afterAutospacing="off"/>
-            </w:pPr>
-            <w:r>
-              <w:rPr/>
-              <w:t>02 (Sábado)</w:t>
-            </w:r>
-          </w:p>
-        </w:tc>
-        <w:tc>
-          <w:tcPr>
-            <w:tcW w:w="1473" w:type="dxa"/>
-            <w:tcMar/>
-          </w:tcPr>
-          <w:p/>
-        </w:tc>
-        <w:tc>
-          <w:tcPr>
-            <w:tcW w:w="1300" w:type="dxa"/>
-            <w:tcMar/>
-          </w:tcPr>
-          <w:p/>
-        </w:tc>
-        <w:tc>
-          <w:tcPr>
-            <w:tcW w:w="1200" w:type="dxa"/>
-            <w:tcMar/>
-          </w:tcPr>
-          <w:p/>
-        </w:tc>
-        <w:tc>
-          <w:tcPr>
-            <w:tcW w:w="3720" w:type="dxa"/>
+            <w:shd w:val="clear" w:color="auto" w:fill="7F7F7F" w:themeFill="text1" w:themeFillTint="80"/>
+            <w:tcMar/>
+          </w:tcPr>
+          <w:p>
+            <w:pPr>
+              <w:spacing w:before="0" w:beforeAutospacing="off" w:after="0" w:afterAutospacing="off"/>
+            </w:pPr>
+            <w:r>
+              <w:rPr/>
+              <w:t xml:space="preserve">02 </w:t>
+            </w:r>
+          </w:p>
+          <w:p>
+            <w:pPr>
+              <w:spacing w:before="0" w:beforeAutospacing="off" w:after="0" w:afterAutospacing="off"/>
+            </w:pPr>
+            <w:r>
+              <w:rPr/>
+              <w:t>SAB</w:t>
+            </w:r>
+          </w:p>
+          <w:p>
+            <w:pPr>
+              <w:spacing w:before="0" w:beforeAutospacing="off" w:after="0" w:afterAutospacing="off"/>
+            </w:pPr>
+          </w:p>
+          <w:p>
+            <w:pPr>
+              <w:spacing w:before="0" w:beforeAutospacing="off" w:after="0" w:afterAutospacing="off"/>
+            </w:pPr>
+          </w:p>
+        </w:tc>
+        <w:tc>
+          <w:tcPr>
+            <w:tcW w:w="855" w:type="dxa"/>
+            <w:shd w:val="clear" w:color="auto" w:fill="7F7F7F" w:themeFill="text1" w:themeFillTint="80"/>
+            <w:tcMar/>
+          </w:tcPr>
+          <w:p/>
+        </w:tc>
+        <w:tc>
+          <w:tcPr>
+            <w:tcW w:w="990" w:type="dxa"/>
+            <w:shd w:val="clear" w:color="auto" w:fill="7F7F7F" w:themeFill="text1" w:themeFillTint="80"/>
+            <w:tcMar/>
+          </w:tcPr>
+          <w:p/>
+        </w:tc>
+        <w:tc>
+          <w:tcPr>
+            <w:tcW w:w="2355" w:type="dxa"/>
+            <w:shd w:val="clear" w:color="auto" w:fill="7F7F7F" w:themeFill="text1" w:themeFillTint="80"/>
+            <w:tcMar/>
+          </w:tcPr>
+          <w:p/>
+        </w:tc>
+        <w:tc>
+          <w:tcPr>
+            <w:tcW w:w="3493" w:type="dxa"/>
+            <w:shd w:val="clear" w:color="auto" w:fill="7F7F7F" w:themeFill="text1" w:themeFillTint="80"/>
             <w:tcMar/>
           </w:tcPr>
           <w:p/>
@@ -403,34 +488,126 @@
             </w:pPr>
             <w:r>
               <w:rPr/>
-              <w:t>04 (Segunda-feira)</w:t>
-            </w:r>
-          </w:p>
-        </w:tc>
-        <w:tc>
-          <w:tcPr>
-            <w:tcW w:w="1473" w:type="dxa"/>
-            <w:tcMar/>
-          </w:tcPr>
-          <w:p/>
-        </w:tc>
-        <w:tc>
-          <w:tcPr>
-            <w:tcW w:w="1300" w:type="dxa"/>
-            <w:tcMar/>
-          </w:tcPr>
-          <w:p/>
-        </w:tc>
-        <w:tc>
-          <w:tcPr>
-            <w:tcW w:w="1200" w:type="dxa"/>
-            <w:tcMar/>
-          </w:tcPr>
-          <w:p/>
-        </w:tc>
-        <w:tc>
-          <w:tcPr>
-            <w:tcW w:w="3720" w:type="dxa"/>
+              <w:t>04</w:t>
+            </w:r>
+          </w:p>
+          <w:p>
+            <w:pPr>
+              <w:spacing w:before="0" w:beforeAutospacing="off" w:after="0" w:afterAutospacing="off"/>
+            </w:pPr>
+            <w:r>
+              <w:rPr/>
+              <w:t>SEG</w:t>
+            </w:r>
+          </w:p>
+          <w:p>
+            <w:pPr>
+              <w:spacing w:before="0" w:beforeAutospacing="off" w:after="0" w:afterAutospacing="off"/>
+            </w:pPr>
+          </w:p>
+          <w:p>
+            <w:pPr>
+              <w:spacing w:before="0" w:beforeAutospacing="off" w:after="0" w:afterAutospacing="off"/>
+            </w:pPr>
+          </w:p>
+        </w:tc>
+        <w:tc>
+          <w:tcPr>
+            <w:tcW w:w="855" w:type="dxa"/>
+            <w:tcMar/>
+          </w:tcPr>
+          <w:p/>
+          <w:p>
+            <w:r>
+              <w:rPr/>
+              <w:t>10:30</w:t>
+            </w:r>
+          </w:p>
+        </w:tc>
+        <w:tc>
+          <w:tcPr>
+            <w:tcW w:w="990" w:type="dxa"/>
+            <w:tcMar/>
+          </w:tcPr>
+          <w:p/>
+        </w:tc>
+        <w:tc>
+          <w:tcPr>
+            <w:tcW w:w="2355" w:type="dxa"/>
+            <w:tcMar/>
+          </w:tcPr>
+          <w:p/>
+        </w:tc>
+        <w:tc>
+          <w:tcPr>
+            <w:tcW w:w="3493" w:type="dxa"/>
+            <w:tcMar/>
+          </w:tcPr>
+          <w:p/>
+        </w:tc>
+      </w:tr>
+      <w:tr>
+        <w:trPr>
+          <w:trHeight w:val="1095"/>
+        </w:trPr>
+        <w:tc>
+          <w:tcPr>
+            <w:tcW w:w="2260" w:type="dxa"/>
+            <w:tcMar/>
+          </w:tcPr>
+          <w:p>
+            <w:pPr>
+              <w:spacing w:before="0" w:beforeAutospacing="off" w:after="0" w:afterAutospacing="off"/>
+            </w:pPr>
+            <w:r>
+              <w:rPr/>
+              <w:t xml:space="preserve">05 </w:t>
+            </w:r>
+          </w:p>
+          <w:p>
+            <w:pPr>
+              <w:spacing w:before="0" w:beforeAutospacing="off" w:after="0" w:afterAutospacing="off"/>
+            </w:pPr>
+            <w:r>
+              <w:rPr/>
+              <w:t>TER</w:t>
+            </w:r>
+          </w:p>
+          <w:p>
+            <w:pPr>
+              <w:spacing w:before="0" w:beforeAutospacing="off" w:after="0" w:afterAutospacing="off"/>
+            </w:pPr>
+          </w:p>
+          <w:p>
+            <w:pPr>
+              <w:spacing w:before="0" w:beforeAutospacing="off" w:after="0" w:afterAutospacing="off"/>
+            </w:pPr>
+          </w:p>
+        </w:tc>
+        <w:tc>
+          <w:tcPr>
+            <w:tcW w:w="855" w:type="dxa"/>
+            <w:tcMar/>
+          </w:tcPr>
+          <w:p/>
+        </w:tc>
+        <w:tc>
+          <w:tcPr>
+            <w:tcW w:w="990" w:type="dxa"/>
+            <w:tcMar/>
+          </w:tcPr>
+          <w:p/>
+        </w:tc>
+        <w:tc>
+          <w:tcPr>
+            <w:tcW w:w="2355" w:type="dxa"/>
+            <w:tcMar/>
+          </w:tcPr>
+          <w:p/>
+        </w:tc>
+        <w:tc>
+          <w:tcPr>
+            <w:tcW w:w="3493" w:type="dxa"/>
             <w:tcMar/>
           </w:tcPr>
           <w:p/>
@@ -451,34 +628,53 @@
             </w:pPr>
             <w:r>
               <w:rPr/>
-              <w:t>05 (Terça-feira)</w:t>
-            </w:r>
-          </w:p>
-        </w:tc>
-        <w:tc>
-          <w:tcPr>
-            <w:tcW w:w="1473" w:type="dxa"/>
-            <w:tcMar/>
-          </w:tcPr>
-          <w:p/>
-        </w:tc>
-        <w:tc>
-          <w:tcPr>
-            <w:tcW w:w="1300" w:type="dxa"/>
-            <w:tcMar/>
-          </w:tcPr>
-          <w:p/>
-        </w:tc>
-        <w:tc>
-          <w:tcPr>
-            <w:tcW w:w="1200" w:type="dxa"/>
-            <w:tcMar/>
-          </w:tcPr>
-          <w:p/>
-        </w:tc>
-        <w:tc>
-          <w:tcPr>
-            <w:tcW w:w="3720" w:type="dxa"/>
+              <w:t xml:space="preserve">06 </w:t>
+            </w:r>
+          </w:p>
+          <w:p>
+            <w:pPr>
+              <w:spacing w:before="0" w:beforeAutospacing="off" w:after="0" w:afterAutospacing="off"/>
+            </w:pPr>
+            <w:r>
+              <w:rPr/>
+              <w:t>QUA</w:t>
+            </w:r>
+          </w:p>
+          <w:p>
+            <w:pPr>
+              <w:spacing w:before="0" w:beforeAutospacing="off" w:after="0" w:afterAutospacing="off"/>
+            </w:pPr>
+          </w:p>
+          <w:p>
+            <w:pPr>
+              <w:spacing w:before="0" w:beforeAutospacing="off" w:after="0" w:afterAutospacing="off"/>
+            </w:pPr>
+          </w:p>
+        </w:tc>
+        <w:tc>
+          <w:tcPr>
+            <w:tcW w:w="855" w:type="dxa"/>
+            <w:tcMar/>
+          </w:tcPr>
+          <w:p/>
+        </w:tc>
+        <w:tc>
+          <w:tcPr>
+            <w:tcW w:w="990" w:type="dxa"/>
+            <w:tcMar/>
+          </w:tcPr>
+          <w:p/>
+        </w:tc>
+        <w:tc>
+          <w:tcPr>
+            <w:tcW w:w="2355" w:type="dxa"/>
+            <w:tcMar/>
+          </w:tcPr>
+          <w:p/>
+        </w:tc>
+        <w:tc>
+          <w:tcPr>
+            <w:tcW w:w="3493" w:type="dxa"/>
             <w:tcMar/>
           </w:tcPr>
           <w:p/>
@@ -499,34 +695,53 @@
             </w:pPr>
             <w:r>
               <w:rPr/>
-              <w:t>06 (Quarta-feira)</w:t>
-            </w:r>
-          </w:p>
-        </w:tc>
-        <w:tc>
-          <w:tcPr>
-            <w:tcW w:w="1473" w:type="dxa"/>
-            <w:tcMar/>
-          </w:tcPr>
-          <w:p/>
-        </w:tc>
-        <w:tc>
-          <w:tcPr>
-            <w:tcW w:w="1300" w:type="dxa"/>
-            <w:tcMar/>
-          </w:tcPr>
-          <w:p/>
-        </w:tc>
-        <w:tc>
-          <w:tcPr>
-            <w:tcW w:w="1200" w:type="dxa"/>
-            <w:tcMar/>
-          </w:tcPr>
-          <w:p/>
-        </w:tc>
-        <w:tc>
-          <w:tcPr>
-            <w:tcW w:w="3720" w:type="dxa"/>
+              <w:t xml:space="preserve">07 </w:t>
+            </w:r>
+          </w:p>
+          <w:p>
+            <w:pPr>
+              <w:spacing w:before="0" w:beforeAutospacing="off" w:after="0" w:afterAutospacing="off"/>
+            </w:pPr>
+            <w:r>
+              <w:rPr/>
+              <w:t>QUI</w:t>
+            </w:r>
+          </w:p>
+          <w:p>
+            <w:pPr>
+              <w:spacing w:before="0" w:beforeAutospacing="off" w:after="0" w:afterAutospacing="off"/>
+            </w:pPr>
+          </w:p>
+          <w:p>
+            <w:pPr>
+              <w:spacing w:before="0" w:beforeAutospacing="off" w:after="0" w:afterAutospacing="off"/>
+            </w:pPr>
+          </w:p>
+        </w:tc>
+        <w:tc>
+          <w:tcPr>
+            <w:tcW w:w="855" w:type="dxa"/>
+            <w:tcMar/>
+          </w:tcPr>
+          <w:p/>
+        </w:tc>
+        <w:tc>
+          <w:tcPr>
+            <w:tcW w:w="990" w:type="dxa"/>
+            <w:tcMar/>
+          </w:tcPr>
+          <w:p/>
+        </w:tc>
+        <w:tc>
+          <w:tcPr>
+            <w:tcW w:w="2355" w:type="dxa"/>
+            <w:tcMar/>
+          </w:tcPr>
+          <w:p/>
+        </w:tc>
+        <w:tc>
+          <w:tcPr>
+            <w:tcW w:w="3493" w:type="dxa"/>
             <w:tcMar/>
           </w:tcPr>
           <w:p/>
@@ -547,34 +762,53 @@
             </w:pPr>
             <w:r>
               <w:rPr/>
-              <w:t>07 (Quinta-feira)</w:t>
-            </w:r>
-          </w:p>
-        </w:tc>
-        <w:tc>
-          <w:tcPr>
-            <w:tcW w:w="1473" w:type="dxa"/>
-            <w:tcMar/>
-          </w:tcPr>
-          <w:p/>
-        </w:tc>
-        <w:tc>
-          <w:tcPr>
-            <w:tcW w:w="1300" w:type="dxa"/>
-            <w:tcMar/>
-          </w:tcPr>
-          <w:p/>
-        </w:tc>
-        <w:tc>
-          <w:tcPr>
-            <w:tcW w:w="1200" w:type="dxa"/>
-            <w:tcMar/>
-          </w:tcPr>
-          <w:p/>
-        </w:tc>
-        <w:tc>
-          <w:tcPr>
-            <w:tcW w:w="3720" w:type="dxa"/>
+              <w:t xml:space="preserve">08 </w:t>
+            </w:r>
+          </w:p>
+          <w:p>
+            <w:pPr>
+              <w:spacing w:before="0" w:beforeAutospacing="off" w:after="0" w:afterAutospacing="off"/>
+            </w:pPr>
+            <w:r>
+              <w:rPr/>
+              <w:t>SEX</w:t>
+            </w:r>
+          </w:p>
+          <w:p>
+            <w:pPr>
+              <w:spacing w:before="0" w:beforeAutospacing="off" w:after="0" w:afterAutospacing="off"/>
+            </w:pPr>
+          </w:p>
+          <w:p>
+            <w:pPr>
+              <w:spacing w:before="0" w:beforeAutospacing="off" w:after="0" w:afterAutospacing="off"/>
+            </w:pPr>
+          </w:p>
+        </w:tc>
+        <w:tc>
+          <w:tcPr>
+            <w:tcW w:w="855" w:type="dxa"/>
+            <w:tcMar/>
+          </w:tcPr>
+          <w:p/>
+        </w:tc>
+        <w:tc>
+          <w:tcPr>
+            <w:tcW w:w="990" w:type="dxa"/>
+            <w:tcMar/>
+          </w:tcPr>
+          <w:p/>
+        </w:tc>
+        <w:tc>
+          <w:tcPr>
+            <w:tcW w:w="2355" w:type="dxa"/>
+            <w:tcMar/>
+          </w:tcPr>
+          <w:p/>
+        </w:tc>
+        <w:tc>
+          <w:tcPr>
+            <w:tcW w:w="3493" w:type="dxa"/>
             <w:tcMar/>
           </w:tcPr>
           <w:p/>
@@ -595,34 +829,53 @@
             </w:pPr>
             <w:r>
               <w:rPr/>
-              <w:t>08 (Sexta-feira)</w:t>
-            </w:r>
-          </w:p>
-        </w:tc>
-        <w:tc>
-          <w:tcPr>
-            <w:tcW w:w="1473" w:type="dxa"/>
-            <w:tcMar/>
-          </w:tcPr>
-          <w:p/>
-        </w:tc>
-        <w:tc>
-          <w:tcPr>
-            <w:tcW w:w="1300" w:type="dxa"/>
-            <w:tcMar/>
-          </w:tcPr>
-          <w:p/>
-        </w:tc>
-        <w:tc>
-          <w:tcPr>
-            <w:tcW w:w="1200" w:type="dxa"/>
-            <w:tcMar/>
-          </w:tcPr>
-          <w:p/>
-        </w:tc>
-        <w:tc>
-          <w:tcPr>
-            <w:tcW w:w="3720" w:type="dxa"/>
+              <w:t xml:space="preserve">09 </w:t>
+            </w:r>
+          </w:p>
+          <w:p>
+            <w:pPr>
+              <w:spacing w:before="0" w:beforeAutospacing="off" w:after="0" w:afterAutospacing="off"/>
+            </w:pPr>
+            <w:r>
+              <w:rPr/>
+              <w:t>SAB</w:t>
+            </w:r>
+          </w:p>
+          <w:p>
+            <w:pPr>
+              <w:spacing w:before="0" w:beforeAutospacing="off" w:after="0" w:afterAutospacing="off"/>
+            </w:pPr>
+          </w:p>
+          <w:p>
+            <w:pPr>
+              <w:spacing w:before="0" w:beforeAutospacing="off" w:after="0" w:afterAutospacing="off"/>
+            </w:pPr>
+          </w:p>
+        </w:tc>
+        <w:tc>
+          <w:tcPr>
+            <w:tcW w:w="855" w:type="dxa"/>
+            <w:tcMar/>
+          </w:tcPr>
+          <w:p/>
+        </w:tc>
+        <w:tc>
+          <w:tcPr>
+            <w:tcW w:w="990" w:type="dxa"/>
+            <w:tcMar/>
+          </w:tcPr>
+          <w:p/>
+        </w:tc>
+        <w:tc>
+          <w:tcPr>
+            <w:tcW w:w="2355" w:type="dxa"/>
+            <w:tcMar/>
+          </w:tcPr>
+          <w:p/>
+        </w:tc>
+        <w:tc>
+          <w:tcPr>
+            <w:tcW w:w="3493" w:type="dxa"/>
             <w:tcMar/>
           </w:tcPr>
           <w:p/>
@@ -643,34 +896,53 @@
             </w:pPr>
             <w:r>
               <w:rPr/>
-              <w:t>09 (Sábado)</w:t>
-            </w:r>
-          </w:p>
-        </w:tc>
-        <w:tc>
-          <w:tcPr>
-            <w:tcW w:w="1473" w:type="dxa"/>
-            <w:tcMar/>
-          </w:tcPr>
-          <w:p/>
-        </w:tc>
-        <w:tc>
-          <w:tcPr>
-            <w:tcW w:w="1300" w:type="dxa"/>
-            <w:tcMar/>
-          </w:tcPr>
-          <w:p/>
-        </w:tc>
-        <w:tc>
-          <w:tcPr>
-            <w:tcW w:w="1200" w:type="dxa"/>
-            <w:tcMar/>
-          </w:tcPr>
-          <w:p/>
-        </w:tc>
-        <w:tc>
-          <w:tcPr>
-            <w:tcW w:w="3720" w:type="dxa"/>
+              <w:t xml:space="preserve">11 </w:t>
+            </w:r>
+          </w:p>
+          <w:p>
+            <w:pPr>
+              <w:spacing w:before="0" w:beforeAutospacing="off" w:after="0" w:afterAutospacing="off"/>
+            </w:pPr>
+            <w:r>
+              <w:rPr/>
+              <w:t>SEG</w:t>
+            </w:r>
+          </w:p>
+          <w:p>
+            <w:pPr>
+              <w:spacing w:before="0" w:beforeAutospacing="off" w:after="0" w:afterAutospacing="off"/>
+            </w:pPr>
+          </w:p>
+          <w:p>
+            <w:pPr>
+              <w:spacing w:before="0" w:beforeAutospacing="off" w:after="0" w:afterAutospacing="off"/>
+            </w:pPr>
+          </w:p>
+        </w:tc>
+        <w:tc>
+          <w:tcPr>
+            <w:tcW w:w="855" w:type="dxa"/>
+            <w:tcMar/>
+          </w:tcPr>
+          <w:p/>
+        </w:tc>
+        <w:tc>
+          <w:tcPr>
+            <w:tcW w:w="990" w:type="dxa"/>
+            <w:tcMar/>
+          </w:tcPr>
+          <w:p/>
+        </w:tc>
+        <w:tc>
+          <w:tcPr>
+            <w:tcW w:w="2355" w:type="dxa"/>
+            <w:tcMar/>
+          </w:tcPr>
+          <w:p/>
+        </w:tc>
+        <w:tc>
+          <w:tcPr>
+            <w:tcW w:w="3493" w:type="dxa"/>
             <w:tcMar/>
           </w:tcPr>
           <w:p/>
@@ -691,34 +963,55 @@
             </w:pPr>
             <w:r>
               <w:rPr/>
-              <w:t>11 (Segunda-feira)</w:t>
-            </w:r>
-          </w:p>
-        </w:tc>
-        <w:tc>
-          <w:tcPr>
-            <w:tcW w:w="1473" w:type="dxa"/>
-            <w:tcMar/>
-          </w:tcPr>
-          <w:p/>
-        </w:tc>
-        <w:tc>
-          <w:tcPr>
-            <w:tcW w:w="1300" w:type="dxa"/>
-            <w:tcMar/>
-          </w:tcPr>
-          <w:p/>
-        </w:tc>
-        <w:tc>
-          <w:tcPr>
-            <w:tcW w:w="1200" w:type="dxa"/>
-            <w:tcMar/>
-          </w:tcPr>
-          <w:p/>
-        </w:tc>
-        <w:tc>
-          <w:tcPr>
-            <w:tcW w:w="3720" w:type="dxa"/>
+              <w:t xml:space="preserve">12 </w:t>
+            </w:r>
+          </w:p>
+          <w:p>
+            <w:pPr>
+              <w:spacing w:before="0" w:beforeAutospacing="off" w:after="0" w:afterAutospacing="off"/>
+            </w:pPr>
+            <w:r>
+              <w:rPr/>
+              <w:t>TER</w:t>
+            </w:r>
+          </w:p>
+          <w:p>
+            <w:pPr>
+              <w:pStyle w:val="Normal"/>
+              <w:spacing w:before="0" w:beforeAutospacing="off" w:after="0" w:afterAutospacing="off"/>
+            </w:pPr>
+          </w:p>
+          <w:p>
+            <w:pPr>
+              <w:pStyle w:val="Normal"/>
+              <w:spacing w:before="0" w:beforeAutospacing="off" w:after="0" w:afterAutospacing="off"/>
+            </w:pPr>
+          </w:p>
+        </w:tc>
+        <w:tc>
+          <w:tcPr>
+            <w:tcW w:w="855" w:type="dxa"/>
+            <w:tcMar/>
+          </w:tcPr>
+          <w:p/>
+        </w:tc>
+        <w:tc>
+          <w:tcPr>
+            <w:tcW w:w="990" w:type="dxa"/>
+            <w:tcMar/>
+          </w:tcPr>
+          <w:p/>
+        </w:tc>
+        <w:tc>
+          <w:tcPr>
+            <w:tcW w:w="2355" w:type="dxa"/>
+            <w:tcMar/>
+          </w:tcPr>
+          <w:p/>
+        </w:tc>
+        <w:tc>
+          <w:tcPr>
+            <w:tcW w:w="3493" w:type="dxa"/>
             <w:tcMar/>
           </w:tcPr>
           <w:p/>
@@ -739,34 +1032,53 @@
             </w:pPr>
             <w:r>
               <w:rPr/>
-              <w:t>12 (Terça-feira)</w:t>
-            </w:r>
-          </w:p>
-        </w:tc>
-        <w:tc>
-          <w:tcPr>
-            <w:tcW w:w="1473" w:type="dxa"/>
-            <w:tcMar/>
-          </w:tcPr>
-          <w:p/>
-        </w:tc>
-        <w:tc>
-          <w:tcPr>
-            <w:tcW w:w="1300" w:type="dxa"/>
-            <w:tcMar/>
-          </w:tcPr>
-          <w:p/>
-        </w:tc>
-        <w:tc>
-          <w:tcPr>
-            <w:tcW w:w="1200" w:type="dxa"/>
-            <w:tcMar/>
-          </w:tcPr>
-          <w:p/>
-        </w:tc>
-        <w:tc>
-          <w:tcPr>
-            <w:tcW w:w="3720" w:type="dxa"/>
+              <w:t xml:space="preserve">13 </w:t>
+            </w:r>
+          </w:p>
+          <w:p>
+            <w:pPr>
+              <w:spacing w:before="0" w:beforeAutospacing="off" w:after="0" w:afterAutospacing="off"/>
+            </w:pPr>
+            <w:r>
+              <w:rPr/>
+              <w:t>QUA</w:t>
+            </w:r>
+          </w:p>
+          <w:p>
+            <w:pPr>
+              <w:spacing w:before="0" w:beforeAutospacing="off" w:after="0" w:afterAutospacing="off"/>
+            </w:pPr>
+          </w:p>
+          <w:p>
+            <w:pPr>
+              <w:spacing w:before="0" w:beforeAutospacing="off" w:after="0" w:afterAutospacing="off"/>
+            </w:pPr>
+          </w:p>
+        </w:tc>
+        <w:tc>
+          <w:tcPr>
+            <w:tcW w:w="855" w:type="dxa"/>
+            <w:tcMar/>
+          </w:tcPr>
+          <w:p/>
+        </w:tc>
+        <w:tc>
+          <w:tcPr>
+            <w:tcW w:w="990" w:type="dxa"/>
+            <w:tcMar/>
+          </w:tcPr>
+          <w:p/>
+        </w:tc>
+        <w:tc>
+          <w:tcPr>
+            <w:tcW w:w="2355" w:type="dxa"/>
+            <w:tcMar/>
+          </w:tcPr>
+          <w:p/>
+        </w:tc>
+        <w:tc>
+          <w:tcPr>
+            <w:tcW w:w="3493" w:type="dxa"/>
             <w:tcMar/>
           </w:tcPr>
           <w:p/>
@@ -787,34 +1099,53 @@
             </w:pPr>
             <w:r>
               <w:rPr/>
-              <w:t>13 (Quarta-feira)</w:t>
-            </w:r>
-          </w:p>
-        </w:tc>
-        <w:tc>
-          <w:tcPr>
-            <w:tcW w:w="1473" w:type="dxa"/>
-            <w:tcMar/>
-          </w:tcPr>
-          <w:p/>
-        </w:tc>
-        <w:tc>
-          <w:tcPr>
-            <w:tcW w:w="1300" w:type="dxa"/>
-            <w:tcMar/>
-          </w:tcPr>
-          <w:p/>
-        </w:tc>
-        <w:tc>
-          <w:tcPr>
-            <w:tcW w:w="1200" w:type="dxa"/>
-            <w:tcMar/>
-          </w:tcPr>
-          <w:p/>
-        </w:tc>
-        <w:tc>
-          <w:tcPr>
-            <w:tcW w:w="3720" w:type="dxa"/>
+              <w:t xml:space="preserve">14 </w:t>
+            </w:r>
+          </w:p>
+          <w:p>
+            <w:pPr>
+              <w:spacing w:before="0" w:beforeAutospacing="off" w:after="0" w:afterAutospacing="off"/>
+            </w:pPr>
+            <w:r>
+              <w:rPr/>
+              <w:t>QUI</w:t>
+            </w:r>
+          </w:p>
+          <w:p>
+            <w:pPr>
+              <w:spacing w:before="0" w:beforeAutospacing="off" w:after="0" w:afterAutospacing="off"/>
+            </w:pPr>
+          </w:p>
+          <w:p>
+            <w:pPr>
+              <w:spacing w:before="0" w:beforeAutospacing="off" w:after="0" w:afterAutospacing="off"/>
+            </w:pPr>
+          </w:p>
+        </w:tc>
+        <w:tc>
+          <w:tcPr>
+            <w:tcW w:w="855" w:type="dxa"/>
+            <w:tcMar/>
+          </w:tcPr>
+          <w:p/>
+        </w:tc>
+        <w:tc>
+          <w:tcPr>
+            <w:tcW w:w="990" w:type="dxa"/>
+            <w:tcMar/>
+          </w:tcPr>
+          <w:p/>
+        </w:tc>
+        <w:tc>
+          <w:tcPr>
+            <w:tcW w:w="2355" w:type="dxa"/>
+            <w:tcMar/>
+          </w:tcPr>
+          <w:p/>
+        </w:tc>
+        <w:tc>
+          <w:tcPr>
+            <w:tcW w:w="3493" w:type="dxa"/>
             <w:tcMar/>
           </w:tcPr>
           <w:p/>
@@ -835,34 +1166,53 @@
             </w:pPr>
             <w:r>
               <w:rPr/>
-              <w:t>14 (Quinta-feira)</w:t>
-            </w:r>
-          </w:p>
-        </w:tc>
-        <w:tc>
-          <w:tcPr>
-            <w:tcW w:w="1473" w:type="dxa"/>
-            <w:tcMar/>
-          </w:tcPr>
-          <w:p/>
-        </w:tc>
-        <w:tc>
-          <w:tcPr>
-            <w:tcW w:w="1300" w:type="dxa"/>
-            <w:tcMar/>
-          </w:tcPr>
-          <w:p/>
-        </w:tc>
-        <w:tc>
-          <w:tcPr>
-            <w:tcW w:w="1200" w:type="dxa"/>
-            <w:tcMar/>
-          </w:tcPr>
-          <w:p/>
-        </w:tc>
-        <w:tc>
-          <w:tcPr>
-            <w:tcW w:w="3720" w:type="dxa"/>
+              <w:t xml:space="preserve">15 </w:t>
+            </w:r>
+          </w:p>
+          <w:p>
+            <w:pPr>
+              <w:spacing w:before="0" w:beforeAutospacing="off" w:after="0" w:afterAutospacing="off"/>
+            </w:pPr>
+            <w:r>
+              <w:rPr/>
+              <w:t>SEX</w:t>
+            </w:r>
+          </w:p>
+          <w:p>
+            <w:pPr>
+              <w:spacing w:before="0" w:beforeAutospacing="off" w:after="0" w:afterAutospacing="off"/>
+            </w:pPr>
+          </w:p>
+          <w:p>
+            <w:pPr>
+              <w:spacing w:before="0" w:beforeAutospacing="off" w:after="0" w:afterAutospacing="off"/>
+            </w:pPr>
+          </w:p>
+        </w:tc>
+        <w:tc>
+          <w:tcPr>
+            <w:tcW w:w="855" w:type="dxa"/>
+            <w:tcMar/>
+          </w:tcPr>
+          <w:p/>
+        </w:tc>
+        <w:tc>
+          <w:tcPr>
+            <w:tcW w:w="990" w:type="dxa"/>
+            <w:tcMar/>
+          </w:tcPr>
+          <w:p/>
+        </w:tc>
+        <w:tc>
+          <w:tcPr>
+            <w:tcW w:w="2355" w:type="dxa"/>
+            <w:tcMar/>
+          </w:tcPr>
+          <w:p/>
+        </w:tc>
+        <w:tc>
+          <w:tcPr>
+            <w:tcW w:w="3493" w:type="dxa"/>
             <w:tcMar/>
           </w:tcPr>
           <w:p/>
@@ -883,34 +1233,53 @@
             </w:pPr>
             <w:r>
               <w:rPr/>
-              <w:t>15 (Sexta-feira)</w:t>
-            </w:r>
-          </w:p>
-        </w:tc>
-        <w:tc>
-          <w:tcPr>
-            <w:tcW w:w="1473" w:type="dxa"/>
-            <w:tcMar/>
-          </w:tcPr>
-          <w:p/>
-        </w:tc>
-        <w:tc>
-          <w:tcPr>
-            <w:tcW w:w="1300" w:type="dxa"/>
-            <w:tcMar/>
-          </w:tcPr>
-          <w:p/>
-        </w:tc>
-        <w:tc>
-          <w:tcPr>
-            <w:tcW w:w="1200" w:type="dxa"/>
-            <w:tcMar/>
-          </w:tcPr>
-          <w:p/>
-        </w:tc>
-        <w:tc>
-          <w:tcPr>
-            <w:tcW w:w="3720" w:type="dxa"/>
+              <w:t xml:space="preserve">16 </w:t>
+            </w:r>
+          </w:p>
+          <w:p>
+            <w:pPr>
+              <w:spacing w:before="0" w:beforeAutospacing="off" w:after="0" w:afterAutospacing="off"/>
+            </w:pPr>
+            <w:r>
+              <w:rPr/>
+              <w:t>SAB</w:t>
+            </w:r>
+          </w:p>
+          <w:p>
+            <w:pPr>
+              <w:spacing w:before="0" w:beforeAutospacing="off" w:after="0" w:afterAutospacing="off"/>
+            </w:pPr>
+          </w:p>
+          <w:p>
+            <w:pPr>
+              <w:spacing w:before="0" w:beforeAutospacing="off" w:after="0" w:afterAutospacing="off"/>
+            </w:pPr>
+          </w:p>
+        </w:tc>
+        <w:tc>
+          <w:tcPr>
+            <w:tcW w:w="855" w:type="dxa"/>
+            <w:tcMar/>
+          </w:tcPr>
+          <w:p/>
+        </w:tc>
+        <w:tc>
+          <w:tcPr>
+            <w:tcW w:w="990" w:type="dxa"/>
+            <w:tcMar/>
+          </w:tcPr>
+          <w:p/>
+        </w:tc>
+        <w:tc>
+          <w:tcPr>
+            <w:tcW w:w="2355" w:type="dxa"/>
+            <w:tcMar/>
+          </w:tcPr>
+          <w:p/>
+        </w:tc>
+        <w:tc>
+          <w:tcPr>
+            <w:tcW w:w="3493" w:type="dxa"/>
             <w:tcMar/>
           </w:tcPr>
           <w:p/>
@@ -931,34 +1300,53 @@
             </w:pPr>
             <w:r>
               <w:rPr/>
-              <w:t>16 (Sábado)</w:t>
-            </w:r>
-          </w:p>
-        </w:tc>
-        <w:tc>
-          <w:tcPr>
-            <w:tcW w:w="1473" w:type="dxa"/>
-            <w:tcMar/>
-          </w:tcPr>
-          <w:p/>
-        </w:tc>
-        <w:tc>
-          <w:tcPr>
-            <w:tcW w:w="1300" w:type="dxa"/>
-            <w:tcMar/>
-          </w:tcPr>
-          <w:p/>
-        </w:tc>
-        <w:tc>
-          <w:tcPr>
-            <w:tcW w:w="1200" w:type="dxa"/>
-            <w:tcMar/>
-          </w:tcPr>
-          <w:p/>
-        </w:tc>
-        <w:tc>
-          <w:tcPr>
-            <w:tcW w:w="3720" w:type="dxa"/>
+              <w:t xml:space="preserve">18 </w:t>
+            </w:r>
+          </w:p>
+          <w:p>
+            <w:pPr>
+              <w:spacing w:before="0" w:beforeAutospacing="off" w:after="0" w:afterAutospacing="off"/>
+            </w:pPr>
+            <w:r>
+              <w:rPr/>
+              <w:t>SEG</w:t>
+            </w:r>
+          </w:p>
+          <w:p>
+            <w:pPr>
+              <w:spacing w:before="0" w:beforeAutospacing="off" w:after="0" w:afterAutospacing="off"/>
+            </w:pPr>
+          </w:p>
+          <w:p>
+            <w:pPr>
+              <w:spacing w:before="0" w:beforeAutospacing="off" w:after="0" w:afterAutospacing="off"/>
+            </w:pPr>
+          </w:p>
+        </w:tc>
+        <w:tc>
+          <w:tcPr>
+            <w:tcW w:w="855" w:type="dxa"/>
+            <w:tcMar/>
+          </w:tcPr>
+          <w:p/>
+        </w:tc>
+        <w:tc>
+          <w:tcPr>
+            <w:tcW w:w="990" w:type="dxa"/>
+            <w:tcMar/>
+          </w:tcPr>
+          <w:p/>
+        </w:tc>
+        <w:tc>
+          <w:tcPr>
+            <w:tcW w:w="2355" w:type="dxa"/>
+            <w:tcMar/>
+          </w:tcPr>
+          <w:p/>
+        </w:tc>
+        <w:tc>
+          <w:tcPr>
+            <w:tcW w:w="3493" w:type="dxa"/>
             <w:tcMar/>
           </w:tcPr>
           <w:p/>
@@ -979,34 +1367,53 @@
             </w:pPr>
             <w:r>
               <w:rPr/>
-              <w:t>18 (Segunda-feira)</w:t>
-            </w:r>
-          </w:p>
-        </w:tc>
-        <w:tc>
-          <w:tcPr>
-            <w:tcW w:w="1473" w:type="dxa"/>
-            <w:tcMar/>
-          </w:tcPr>
-          <w:p/>
-        </w:tc>
-        <w:tc>
-          <w:tcPr>
-            <w:tcW w:w="1300" w:type="dxa"/>
-            <w:tcMar/>
-          </w:tcPr>
-          <w:p/>
-        </w:tc>
-        <w:tc>
-          <w:tcPr>
-            <w:tcW w:w="1200" w:type="dxa"/>
-            <w:tcMar/>
-          </w:tcPr>
-          <w:p/>
-        </w:tc>
-        <w:tc>
-          <w:tcPr>
-            <w:tcW w:w="3720" w:type="dxa"/>
+              <w:t xml:space="preserve">19 </w:t>
+            </w:r>
+          </w:p>
+          <w:p>
+            <w:pPr>
+              <w:spacing w:before="0" w:beforeAutospacing="off" w:after="0" w:afterAutospacing="off"/>
+            </w:pPr>
+            <w:r>
+              <w:rPr/>
+              <w:t>TER</w:t>
+            </w:r>
+          </w:p>
+          <w:p>
+            <w:pPr>
+              <w:spacing w:before="0" w:beforeAutospacing="off" w:after="0" w:afterAutospacing="off"/>
+            </w:pPr>
+          </w:p>
+          <w:p>
+            <w:pPr>
+              <w:spacing w:before="0" w:beforeAutospacing="off" w:after="0" w:afterAutospacing="off"/>
+            </w:pPr>
+          </w:p>
+        </w:tc>
+        <w:tc>
+          <w:tcPr>
+            <w:tcW w:w="855" w:type="dxa"/>
+            <w:tcMar/>
+          </w:tcPr>
+          <w:p/>
+        </w:tc>
+        <w:tc>
+          <w:tcPr>
+            <w:tcW w:w="990" w:type="dxa"/>
+            <w:tcMar/>
+          </w:tcPr>
+          <w:p/>
+        </w:tc>
+        <w:tc>
+          <w:tcPr>
+            <w:tcW w:w="2355" w:type="dxa"/>
+            <w:tcMar/>
+          </w:tcPr>
+          <w:p/>
+        </w:tc>
+        <w:tc>
+          <w:tcPr>
+            <w:tcW w:w="3493" w:type="dxa"/>
             <w:tcMar/>
           </w:tcPr>
           <w:p/>
@@ -1027,34 +1434,53 @@
             </w:pPr>
             <w:r>
               <w:rPr/>
-              <w:t>19 (Terça-feira)</w:t>
-            </w:r>
-          </w:p>
-        </w:tc>
-        <w:tc>
-          <w:tcPr>
-            <w:tcW w:w="1473" w:type="dxa"/>
-            <w:tcMar/>
-          </w:tcPr>
-          <w:p/>
-        </w:tc>
-        <w:tc>
-          <w:tcPr>
-            <w:tcW w:w="1300" w:type="dxa"/>
-            <w:tcMar/>
-          </w:tcPr>
-          <w:p/>
-        </w:tc>
-        <w:tc>
-          <w:tcPr>
-            <w:tcW w:w="1200" w:type="dxa"/>
-            <w:tcMar/>
-          </w:tcPr>
-          <w:p/>
-        </w:tc>
-        <w:tc>
-          <w:tcPr>
-            <w:tcW w:w="3720" w:type="dxa"/>
+              <w:t xml:space="preserve">20 </w:t>
+            </w:r>
+          </w:p>
+          <w:p>
+            <w:pPr>
+              <w:spacing w:before="0" w:beforeAutospacing="off" w:after="0" w:afterAutospacing="off"/>
+            </w:pPr>
+            <w:r>
+              <w:rPr/>
+              <w:t>QUA</w:t>
+            </w:r>
+          </w:p>
+          <w:p>
+            <w:pPr>
+              <w:spacing w:before="0" w:beforeAutospacing="off" w:after="0" w:afterAutospacing="off"/>
+            </w:pPr>
+          </w:p>
+          <w:p>
+            <w:pPr>
+              <w:spacing w:before="0" w:beforeAutospacing="off" w:after="0" w:afterAutospacing="off"/>
+            </w:pPr>
+          </w:p>
+        </w:tc>
+        <w:tc>
+          <w:tcPr>
+            <w:tcW w:w="855" w:type="dxa"/>
+            <w:tcMar/>
+          </w:tcPr>
+          <w:p/>
+        </w:tc>
+        <w:tc>
+          <w:tcPr>
+            <w:tcW w:w="990" w:type="dxa"/>
+            <w:tcMar/>
+          </w:tcPr>
+          <w:p/>
+        </w:tc>
+        <w:tc>
+          <w:tcPr>
+            <w:tcW w:w="2355" w:type="dxa"/>
+            <w:tcMar/>
+          </w:tcPr>
+          <w:p/>
+        </w:tc>
+        <w:tc>
+          <w:tcPr>
+            <w:tcW w:w="3493" w:type="dxa"/>
             <w:tcMar/>
           </w:tcPr>
           <w:p/>
@@ -1075,34 +1501,53 @@
             </w:pPr>
             <w:r>
               <w:rPr/>
-              <w:t>20 (Quarta-feira)</w:t>
-            </w:r>
-          </w:p>
-        </w:tc>
-        <w:tc>
-          <w:tcPr>
-            <w:tcW w:w="1473" w:type="dxa"/>
-            <w:tcMar/>
-          </w:tcPr>
-          <w:p/>
-        </w:tc>
-        <w:tc>
-          <w:tcPr>
-            <w:tcW w:w="1300" w:type="dxa"/>
-            <w:tcMar/>
-          </w:tcPr>
-          <w:p/>
-        </w:tc>
-        <w:tc>
-          <w:tcPr>
-            <w:tcW w:w="1200" w:type="dxa"/>
-            <w:tcMar/>
-          </w:tcPr>
-          <w:p/>
-        </w:tc>
-        <w:tc>
-          <w:tcPr>
-            <w:tcW w:w="3720" w:type="dxa"/>
+              <w:t xml:space="preserve">21 </w:t>
+            </w:r>
+          </w:p>
+          <w:p>
+            <w:pPr>
+              <w:spacing w:before="0" w:beforeAutospacing="off" w:after="0" w:afterAutospacing="off"/>
+            </w:pPr>
+            <w:r>
+              <w:rPr/>
+              <w:t>QUI</w:t>
+            </w:r>
+          </w:p>
+          <w:p>
+            <w:pPr>
+              <w:spacing w:before="0" w:beforeAutospacing="off" w:after="0" w:afterAutospacing="off"/>
+            </w:pPr>
+          </w:p>
+          <w:p>
+            <w:pPr>
+              <w:spacing w:before="0" w:beforeAutospacing="off" w:after="0" w:afterAutospacing="off"/>
+            </w:pPr>
+          </w:p>
+        </w:tc>
+        <w:tc>
+          <w:tcPr>
+            <w:tcW w:w="855" w:type="dxa"/>
+            <w:tcMar/>
+          </w:tcPr>
+          <w:p/>
+        </w:tc>
+        <w:tc>
+          <w:tcPr>
+            <w:tcW w:w="990" w:type="dxa"/>
+            <w:tcMar/>
+          </w:tcPr>
+          <w:p/>
+        </w:tc>
+        <w:tc>
+          <w:tcPr>
+            <w:tcW w:w="2355" w:type="dxa"/>
+            <w:tcMar/>
+          </w:tcPr>
+          <w:p/>
+        </w:tc>
+        <w:tc>
+          <w:tcPr>
+            <w:tcW w:w="3493" w:type="dxa"/>
             <w:tcMar/>
           </w:tcPr>
           <w:p/>
@@ -1123,34 +1568,53 @@
             </w:pPr>
             <w:r>
               <w:rPr/>
-              <w:t>21 (Quinta-feira)</w:t>
-            </w:r>
-          </w:p>
-        </w:tc>
-        <w:tc>
-          <w:tcPr>
-            <w:tcW w:w="1473" w:type="dxa"/>
-            <w:tcMar/>
-          </w:tcPr>
-          <w:p/>
-        </w:tc>
-        <w:tc>
-          <w:tcPr>
-            <w:tcW w:w="1300" w:type="dxa"/>
-            <w:tcMar/>
-          </w:tcPr>
-          <w:p/>
-        </w:tc>
-        <w:tc>
-          <w:tcPr>
-            <w:tcW w:w="1200" w:type="dxa"/>
-            <w:tcMar/>
-          </w:tcPr>
-          <w:p/>
-        </w:tc>
-        <w:tc>
-          <w:tcPr>
-            <w:tcW w:w="3720" w:type="dxa"/>
+              <w:t xml:space="preserve">22 </w:t>
+            </w:r>
+          </w:p>
+          <w:p>
+            <w:pPr>
+              <w:spacing w:before="0" w:beforeAutospacing="off" w:after="0" w:afterAutospacing="off"/>
+            </w:pPr>
+            <w:r>
+              <w:rPr/>
+              <w:t>SEX</w:t>
+            </w:r>
+          </w:p>
+          <w:p>
+            <w:pPr>
+              <w:spacing w:before="0" w:beforeAutospacing="off" w:after="0" w:afterAutospacing="off"/>
+            </w:pPr>
+          </w:p>
+          <w:p>
+            <w:pPr>
+              <w:spacing w:before="0" w:beforeAutospacing="off" w:after="0" w:afterAutospacing="off"/>
+            </w:pPr>
+          </w:p>
+        </w:tc>
+        <w:tc>
+          <w:tcPr>
+            <w:tcW w:w="855" w:type="dxa"/>
+            <w:tcMar/>
+          </w:tcPr>
+          <w:p/>
+        </w:tc>
+        <w:tc>
+          <w:tcPr>
+            <w:tcW w:w="990" w:type="dxa"/>
+            <w:tcMar/>
+          </w:tcPr>
+          <w:p/>
+        </w:tc>
+        <w:tc>
+          <w:tcPr>
+            <w:tcW w:w="2355" w:type="dxa"/>
+            <w:tcMar/>
+          </w:tcPr>
+          <w:p/>
+        </w:tc>
+        <w:tc>
+          <w:tcPr>
+            <w:tcW w:w="3493" w:type="dxa"/>
             <w:tcMar/>
           </w:tcPr>
           <w:p/>
@@ -1171,34 +1635,53 @@
             </w:pPr>
             <w:r>
               <w:rPr/>
-              <w:t>22 (Sexta-feira)</w:t>
-            </w:r>
-          </w:p>
-        </w:tc>
-        <w:tc>
-          <w:tcPr>
-            <w:tcW w:w="1473" w:type="dxa"/>
-            <w:tcMar/>
-          </w:tcPr>
-          <w:p/>
-        </w:tc>
-        <w:tc>
-          <w:tcPr>
-            <w:tcW w:w="1300" w:type="dxa"/>
-            <w:tcMar/>
-          </w:tcPr>
-          <w:p/>
-        </w:tc>
-        <w:tc>
-          <w:tcPr>
-            <w:tcW w:w="1200" w:type="dxa"/>
-            <w:tcMar/>
-          </w:tcPr>
-          <w:p/>
-        </w:tc>
-        <w:tc>
-          <w:tcPr>
-            <w:tcW w:w="3720" w:type="dxa"/>
+              <w:t xml:space="preserve">23 </w:t>
+            </w:r>
+          </w:p>
+          <w:p>
+            <w:pPr>
+              <w:spacing w:before="0" w:beforeAutospacing="off" w:after="0" w:afterAutospacing="off"/>
+            </w:pPr>
+            <w:r>
+              <w:rPr/>
+              <w:t>SAB</w:t>
+            </w:r>
+          </w:p>
+          <w:p>
+            <w:pPr>
+              <w:spacing w:before="0" w:beforeAutospacing="off" w:after="0" w:afterAutospacing="off"/>
+            </w:pPr>
+          </w:p>
+          <w:p>
+            <w:pPr>
+              <w:spacing w:before="0" w:beforeAutospacing="off" w:after="0" w:afterAutospacing="off"/>
+            </w:pPr>
+          </w:p>
+        </w:tc>
+        <w:tc>
+          <w:tcPr>
+            <w:tcW w:w="855" w:type="dxa"/>
+            <w:tcMar/>
+          </w:tcPr>
+          <w:p/>
+        </w:tc>
+        <w:tc>
+          <w:tcPr>
+            <w:tcW w:w="990" w:type="dxa"/>
+            <w:tcMar/>
+          </w:tcPr>
+          <w:p/>
+        </w:tc>
+        <w:tc>
+          <w:tcPr>
+            <w:tcW w:w="2355" w:type="dxa"/>
+            <w:tcMar/>
+          </w:tcPr>
+          <w:p/>
+        </w:tc>
+        <w:tc>
+          <w:tcPr>
+            <w:tcW w:w="3493" w:type="dxa"/>
             <w:tcMar/>
           </w:tcPr>
           <w:p/>
@@ -1219,34 +1702,53 @@
             </w:pPr>
             <w:r>
               <w:rPr/>
-              <w:t>23 (Sábado)</w:t>
-            </w:r>
-          </w:p>
-        </w:tc>
-        <w:tc>
-          <w:tcPr>
-            <w:tcW w:w="1473" w:type="dxa"/>
-            <w:tcMar/>
-          </w:tcPr>
-          <w:p/>
-        </w:tc>
-        <w:tc>
-          <w:tcPr>
-            <w:tcW w:w="1300" w:type="dxa"/>
-            <w:tcMar/>
-          </w:tcPr>
-          <w:p/>
-        </w:tc>
-        <w:tc>
-          <w:tcPr>
-            <w:tcW w:w="1200" w:type="dxa"/>
-            <w:tcMar/>
-          </w:tcPr>
-          <w:p/>
-        </w:tc>
-        <w:tc>
-          <w:tcPr>
-            <w:tcW w:w="3720" w:type="dxa"/>
+              <w:t xml:space="preserve">25 </w:t>
+            </w:r>
+          </w:p>
+          <w:p>
+            <w:pPr>
+              <w:spacing w:before="0" w:beforeAutospacing="off" w:after="0" w:afterAutospacing="off"/>
+            </w:pPr>
+            <w:r>
+              <w:rPr/>
+              <w:t>SEG</w:t>
+            </w:r>
+          </w:p>
+          <w:p>
+            <w:pPr>
+              <w:spacing w:before="0" w:beforeAutospacing="off" w:after="0" w:afterAutospacing="off"/>
+            </w:pPr>
+          </w:p>
+          <w:p>
+            <w:pPr>
+              <w:spacing w:before="0" w:beforeAutospacing="off" w:after="0" w:afterAutospacing="off"/>
+            </w:pPr>
+          </w:p>
+        </w:tc>
+        <w:tc>
+          <w:tcPr>
+            <w:tcW w:w="855" w:type="dxa"/>
+            <w:tcMar/>
+          </w:tcPr>
+          <w:p/>
+        </w:tc>
+        <w:tc>
+          <w:tcPr>
+            <w:tcW w:w="990" w:type="dxa"/>
+            <w:tcMar/>
+          </w:tcPr>
+          <w:p/>
+        </w:tc>
+        <w:tc>
+          <w:tcPr>
+            <w:tcW w:w="2355" w:type="dxa"/>
+            <w:tcMar/>
+          </w:tcPr>
+          <w:p/>
+        </w:tc>
+        <w:tc>
+          <w:tcPr>
+            <w:tcW w:w="3493" w:type="dxa"/>
             <w:tcMar/>
           </w:tcPr>
           <w:p/>
@@ -1267,34 +1769,53 @@
             </w:pPr>
             <w:r>
               <w:rPr/>
-              <w:t>25 (Segunda-feira)</w:t>
-            </w:r>
-          </w:p>
-        </w:tc>
-        <w:tc>
-          <w:tcPr>
-            <w:tcW w:w="1473" w:type="dxa"/>
-            <w:tcMar/>
-          </w:tcPr>
-          <w:p/>
-        </w:tc>
-        <w:tc>
-          <w:tcPr>
-            <w:tcW w:w="1300" w:type="dxa"/>
-            <w:tcMar/>
-          </w:tcPr>
-          <w:p/>
-        </w:tc>
-        <w:tc>
-          <w:tcPr>
-            <w:tcW w:w="1200" w:type="dxa"/>
-            <w:tcMar/>
-          </w:tcPr>
-          <w:p/>
-        </w:tc>
-        <w:tc>
-          <w:tcPr>
-            <w:tcW w:w="3720" w:type="dxa"/>
+              <w:t xml:space="preserve">26 </w:t>
+            </w:r>
+          </w:p>
+          <w:p>
+            <w:pPr>
+              <w:spacing w:before="0" w:beforeAutospacing="off" w:after="0" w:afterAutospacing="off"/>
+            </w:pPr>
+            <w:r>
+              <w:rPr/>
+              <w:t>TER</w:t>
+            </w:r>
+          </w:p>
+          <w:p>
+            <w:pPr>
+              <w:spacing w:before="0" w:beforeAutospacing="off" w:after="0" w:afterAutospacing="off"/>
+            </w:pPr>
+          </w:p>
+          <w:p>
+            <w:pPr>
+              <w:spacing w:before="0" w:beforeAutospacing="off" w:after="0" w:afterAutospacing="off"/>
+            </w:pPr>
+          </w:p>
+        </w:tc>
+        <w:tc>
+          <w:tcPr>
+            <w:tcW w:w="855" w:type="dxa"/>
+            <w:tcMar/>
+          </w:tcPr>
+          <w:p/>
+        </w:tc>
+        <w:tc>
+          <w:tcPr>
+            <w:tcW w:w="990" w:type="dxa"/>
+            <w:tcMar/>
+          </w:tcPr>
+          <w:p/>
+        </w:tc>
+        <w:tc>
+          <w:tcPr>
+            <w:tcW w:w="2355" w:type="dxa"/>
+            <w:tcMar/>
+          </w:tcPr>
+          <w:p/>
+        </w:tc>
+        <w:tc>
+          <w:tcPr>
+            <w:tcW w:w="3493" w:type="dxa"/>
             <w:tcMar/>
           </w:tcPr>
           <w:p/>
@@ -1315,34 +1836,53 @@
             </w:pPr>
             <w:r>
               <w:rPr/>
-              <w:t>26 (Terça-feira)</w:t>
-            </w:r>
-          </w:p>
-        </w:tc>
-        <w:tc>
-          <w:tcPr>
-            <w:tcW w:w="1473" w:type="dxa"/>
-            <w:tcMar/>
-          </w:tcPr>
-          <w:p/>
-        </w:tc>
-        <w:tc>
-          <w:tcPr>
-            <w:tcW w:w="1300" w:type="dxa"/>
-            <w:tcMar/>
-          </w:tcPr>
-          <w:p/>
-        </w:tc>
-        <w:tc>
-          <w:tcPr>
-            <w:tcW w:w="1200" w:type="dxa"/>
-            <w:tcMar/>
-          </w:tcPr>
-          <w:p/>
-        </w:tc>
-        <w:tc>
-          <w:tcPr>
-            <w:tcW w:w="3720" w:type="dxa"/>
+              <w:t xml:space="preserve">27 </w:t>
+            </w:r>
+          </w:p>
+          <w:p>
+            <w:pPr>
+              <w:spacing w:before="0" w:beforeAutospacing="off" w:after="0" w:afterAutospacing="off"/>
+            </w:pPr>
+            <w:r>
+              <w:rPr/>
+              <w:t>QUA</w:t>
+            </w:r>
+          </w:p>
+          <w:p>
+            <w:pPr>
+              <w:spacing w:before="0" w:beforeAutospacing="off" w:after="0" w:afterAutospacing="off"/>
+            </w:pPr>
+          </w:p>
+          <w:p>
+            <w:pPr>
+              <w:spacing w:before="0" w:beforeAutospacing="off" w:after="0" w:afterAutospacing="off"/>
+            </w:pPr>
+          </w:p>
+        </w:tc>
+        <w:tc>
+          <w:tcPr>
+            <w:tcW w:w="855" w:type="dxa"/>
+            <w:tcMar/>
+          </w:tcPr>
+          <w:p/>
+        </w:tc>
+        <w:tc>
+          <w:tcPr>
+            <w:tcW w:w="990" w:type="dxa"/>
+            <w:tcMar/>
+          </w:tcPr>
+          <w:p/>
+        </w:tc>
+        <w:tc>
+          <w:tcPr>
+            <w:tcW w:w="2355" w:type="dxa"/>
+            <w:tcMar/>
+          </w:tcPr>
+          <w:p/>
+        </w:tc>
+        <w:tc>
+          <w:tcPr>
+            <w:tcW w:w="3493" w:type="dxa"/>
             <w:tcMar/>
           </w:tcPr>
           <w:p/>
@@ -1363,34 +1903,53 @@
             </w:pPr>
             <w:r>
               <w:rPr/>
-              <w:t>27 (Quarta-feira)</w:t>
-            </w:r>
-          </w:p>
-        </w:tc>
-        <w:tc>
-          <w:tcPr>
-            <w:tcW w:w="1473" w:type="dxa"/>
-            <w:tcMar/>
-          </w:tcPr>
-          <w:p/>
-        </w:tc>
-        <w:tc>
-          <w:tcPr>
-            <w:tcW w:w="1300" w:type="dxa"/>
-            <w:tcMar/>
-          </w:tcPr>
-          <w:p/>
-        </w:tc>
-        <w:tc>
-          <w:tcPr>
-            <w:tcW w:w="1200" w:type="dxa"/>
-            <w:tcMar/>
-          </w:tcPr>
-          <w:p/>
-        </w:tc>
-        <w:tc>
-          <w:tcPr>
-            <w:tcW w:w="3720" w:type="dxa"/>
+              <w:t xml:space="preserve">28 </w:t>
+            </w:r>
+          </w:p>
+          <w:p>
+            <w:pPr>
+              <w:spacing w:before="0" w:beforeAutospacing="off" w:after="0" w:afterAutospacing="off"/>
+            </w:pPr>
+            <w:r>
+              <w:rPr/>
+              <w:t>QUI</w:t>
+            </w:r>
+          </w:p>
+          <w:p>
+            <w:pPr>
+              <w:spacing w:before="0" w:beforeAutospacing="off" w:after="0" w:afterAutospacing="off"/>
+            </w:pPr>
+          </w:p>
+          <w:p>
+            <w:pPr>
+              <w:spacing w:before="0" w:beforeAutospacing="off" w:after="0" w:afterAutospacing="off"/>
+            </w:pPr>
+          </w:p>
+        </w:tc>
+        <w:tc>
+          <w:tcPr>
+            <w:tcW w:w="855" w:type="dxa"/>
+            <w:tcMar/>
+          </w:tcPr>
+          <w:p/>
+        </w:tc>
+        <w:tc>
+          <w:tcPr>
+            <w:tcW w:w="990" w:type="dxa"/>
+            <w:tcMar/>
+          </w:tcPr>
+          <w:p/>
+        </w:tc>
+        <w:tc>
+          <w:tcPr>
+            <w:tcW w:w="2355" w:type="dxa"/>
+            <w:tcMar/>
+          </w:tcPr>
+          <w:p/>
+        </w:tc>
+        <w:tc>
+          <w:tcPr>
+            <w:tcW w:w="3493" w:type="dxa"/>
             <w:tcMar/>
           </w:tcPr>
           <w:p/>
@@ -1411,34 +1970,53 @@
             </w:pPr>
             <w:r>
               <w:rPr/>
-              <w:t>28 (Quinta-feira)</w:t>
-            </w:r>
-          </w:p>
-        </w:tc>
-        <w:tc>
-          <w:tcPr>
-            <w:tcW w:w="1473" w:type="dxa"/>
-            <w:tcMar/>
-          </w:tcPr>
-          <w:p/>
-        </w:tc>
-        <w:tc>
-          <w:tcPr>
-            <w:tcW w:w="1300" w:type="dxa"/>
-            <w:tcMar/>
-          </w:tcPr>
-          <w:p/>
-        </w:tc>
-        <w:tc>
-          <w:tcPr>
-            <w:tcW w:w="1200" w:type="dxa"/>
-            <w:tcMar/>
-          </w:tcPr>
-          <w:p/>
-        </w:tc>
-        <w:tc>
-          <w:tcPr>
-            <w:tcW w:w="3720" w:type="dxa"/>
+              <w:t xml:space="preserve">29 </w:t>
+            </w:r>
+          </w:p>
+          <w:p>
+            <w:pPr>
+              <w:spacing w:before="0" w:beforeAutospacing="off" w:after="0" w:afterAutospacing="off"/>
+            </w:pPr>
+            <w:r>
+              <w:rPr/>
+              <w:t>SEX</w:t>
+            </w:r>
+          </w:p>
+          <w:p>
+            <w:pPr>
+              <w:spacing w:before="0" w:beforeAutospacing="off" w:after="0" w:afterAutospacing="off"/>
+            </w:pPr>
+          </w:p>
+          <w:p>
+            <w:pPr>
+              <w:spacing w:before="0" w:beforeAutospacing="off" w:after="0" w:afterAutospacing="off"/>
+            </w:pPr>
+          </w:p>
+        </w:tc>
+        <w:tc>
+          <w:tcPr>
+            <w:tcW w:w="855" w:type="dxa"/>
+            <w:tcMar/>
+          </w:tcPr>
+          <w:p/>
+        </w:tc>
+        <w:tc>
+          <w:tcPr>
+            <w:tcW w:w="990" w:type="dxa"/>
+            <w:tcMar/>
+          </w:tcPr>
+          <w:p/>
+        </w:tc>
+        <w:tc>
+          <w:tcPr>
+            <w:tcW w:w="2355" w:type="dxa"/>
+            <w:tcMar/>
+          </w:tcPr>
+          <w:p/>
+        </w:tc>
+        <w:tc>
+          <w:tcPr>
+            <w:tcW w:w="3493" w:type="dxa"/>
             <w:tcMar/>
           </w:tcPr>
           <w:p/>
@@ -1459,82 +2037,53 @@
             </w:pPr>
             <w:r>
               <w:rPr/>
-              <w:t>29 (Sexta-feira)</w:t>
-            </w:r>
-          </w:p>
-        </w:tc>
-        <w:tc>
-          <w:tcPr>
-            <w:tcW w:w="1473" w:type="dxa"/>
-            <w:tcMar/>
-          </w:tcPr>
-          <w:p/>
-        </w:tc>
-        <w:tc>
-          <w:tcPr>
-            <w:tcW w:w="1300" w:type="dxa"/>
-            <w:tcMar/>
-          </w:tcPr>
-          <w:p/>
-        </w:tc>
-        <w:tc>
-          <w:tcPr>
-            <w:tcW w:w="1200" w:type="dxa"/>
-            <w:tcMar/>
-          </w:tcPr>
-          <w:p/>
-        </w:tc>
-        <w:tc>
-          <w:tcPr>
-            <w:tcW w:w="3720" w:type="dxa"/>
-            <w:tcMar/>
-          </w:tcPr>
-          <w:p/>
-        </w:tc>
-      </w:tr>
-      <w:tr>
-        <w:trPr>
-          <w:trHeight w:val="300"/>
-        </w:trPr>
-        <w:tc>
-          <w:tcPr>
-            <w:tcW w:w="2260" w:type="dxa"/>
-            <w:tcMar/>
-          </w:tcPr>
-          <w:p>
-            <w:pPr>
-              <w:spacing w:before="0" w:beforeAutospacing="off" w:after="0" w:afterAutospacing="off"/>
-            </w:pPr>
-            <w:r>
-              <w:rPr/>
-              <w:t>30 (Sábado)</w:t>
-            </w:r>
-          </w:p>
-        </w:tc>
-        <w:tc>
-          <w:tcPr>
-            <w:tcW w:w="1473" w:type="dxa"/>
-            <w:tcMar/>
-          </w:tcPr>
-          <w:p/>
-        </w:tc>
-        <w:tc>
-          <w:tcPr>
-            <w:tcW w:w="1300" w:type="dxa"/>
-            <w:tcMar/>
-          </w:tcPr>
-          <w:p/>
-        </w:tc>
-        <w:tc>
-          <w:tcPr>
-            <w:tcW w:w="1200" w:type="dxa"/>
-            <w:tcMar/>
-          </w:tcPr>
-          <w:p/>
-        </w:tc>
-        <w:tc>
-          <w:tcPr>
-            <w:tcW w:w="3720" w:type="dxa"/>
+              <w:t xml:space="preserve">30 </w:t>
+            </w:r>
+          </w:p>
+          <w:p>
+            <w:pPr>
+              <w:spacing w:before="0" w:beforeAutospacing="off" w:after="0" w:afterAutospacing="off"/>
+            </w:pPr>
+            <w:r>
+              <w:rPr/>
+              <w:t>SAB</w:t>
+            </w:r>
+          </w:p>
+          <w:p>
+            <w:pPr>
+              <w:spacing w:before="0" w:beforeAutospacing="off" w:after="0" w:afterAutospacing="off"/>
+            </w:pPr>
+          </w:p>
+          <w:p>
+            <w:pPr>
+              <w:spacing w:before="0" w:beforeAutospacing="off" w:after="0" w:afterAutospacing="off"/>
+            </w:pPr>
+          </w:p>
+        </w:tc>
+        <w:tc>
+          <w:tcPr>
+            <w:tcW w:w="855" w:type="dxa"/>
+            <w:tcMar/>
+          </w:tcPr>
+          <w:p/>
+        </w:tc>
+        <w:tc>
+          <w:tcPr>
+            <w:tcW w:w="990" w:type="dxa"/>
+            <w:tcMar/>
+          </w:tcPr>
+          <w:p/>
+        </w:tc>
+        <w:tc>
+          <w:tcPr>
+            <w:tcW w:w="2355" w:type="dxa"/>
+            <w:tcMar/>
+          </w:tcPr>
+          <w:p/>
+        </w:tc>
+        <w:tc>
+          <w:tcPr>
+            <w:tcW w:w="3493" w:type="dxa"/>
             <w:tcMar/>
           </w:tcPr>
           <w:p/>
@@ -1594,7 +2143,7 @@
     <w:p/>
     <w:sectPr>
       <w:pgSz w:w="11906" w:h="16838" w:orient="portrait"/>
-      <w:pgMar w:top="1440" w:right="567" w:bottom="1440" w:left="1440" w:header="720" w:footer="720" w:gutter="0"/>
+      <w:pgMar w:top="1440" w:right="567" w:bottom="1134" w:left="1440" w:header="720" w:footer="720" w:gutter="0"/>
       <w:cols w:space="720"/>
       <w:docGrid w:linePitch="360"/>
     </w:sectPr>

--- a/docs/RELATORIO_DE_ATIVIDADES 2.docx
+++ b/docs/RELATORIO_DE_ATIVIDADES 2.docx
@@ -188,8 +188,8 @@
       <w:tblGrid>
         <w:gridCol w:w="2260"/>
         <w:gridCol w:w="855"/>
-        <w:gridCol w:w="990"/>
-        <w:gridCol w:w="2355"/>
+        <w:gridCol w:w="810"/>
+        <w:gridCol w:w="2535"/>
         <w:gridCol w:w="3493"/>
       </w:tblGrid>
       <w:tr>
@@ -236,7 +236,7 @@
         </w:tc>
         <w:tc>
           <w:tcPr>
-            <w:tcW w:w="990" w:type="dxa"/>
+            <w:tcW w:w="810" w:type="dxa"/>
             <w:tcMar/>
           </w:tcPr>
           <w:p>
@@ -255,7 +255,7 @@
         </w:tc>
         <w:tc>
           <w:tcPr>
-            <w:tcW w:w="2355" w:type="dxa"/>
+            <w:tcW w:w="2535" w:type="dxa"/>
             <w:tcMar/>
           </w:tcPr>
           <w:p>
@@ -361,7 +361,7 @@
         </w:tc>
         <w:tc>
           <w:tcPr>
-            <w:tcW w:w="990" w:type="dxa"/>
+            <w:tcW w:w="810" w:type="dxa"/>
             <w:shd w:val="clear" w:color="auto" w:fill="7F7F7F" w:themeFill="text1" w:themeFillTint="80"/>
             <w:tcMar/>
           </w:tcPr>
@@ -369,13 +369,13 @@
           <w:p>
             <w:r>
               <w:rPr/>
-              <w:t>---------</w:t>
-            </w:r>
-          </w:p>
-        </w:tc>
-        <w:tc>
-          <w:tcPr>
-            <w:tcW w:w="2355" w:type="dxa"/>
+              <w:t>-------</w:t>
+            </w:r>
+          </w:p>
+        </w:tc>
+        <w:tc>
+          <w:tcPr>
+            <w:tcW w:w="2535" w:type="dxa"/>
             <w:shd w:val="clear" w:color="auto" w:fill="7F7F7F" w:themeFill="text1" w:themeFillTint="80"/>
             <w:tcMar/>
           </w:tcPr>
@@ -388,6 +388,10 @@
             <w:r>
               <w:rPr/>
               <w:t>---------------</w:t>
+            </w:r>
+            <w:r>
+              <w:rPr/>
+              <w:t>--</w:t>
             </w:r>
           </w:p>
         </w:tc>
@@ -446,23 +450,44 @@
             <w:shd w:val="clear" w:color="auto" w:fill="7F7F7F" w:themeFill="text1" w:themeFillTint="80"/>
             <w:tcMar/>
           </w:tcPr>
-          <w:p/>
-        </w:tc>
-        <w:tc>
-          <w:tcPr>
-            <w:tcW w:w="990" w:type="dxa"/>
+          <w:p>
+            <w:r>
+              <w:rPr/>
+              <w:t>RECESSO</w:t>
+            </w:r>
+          </w:p>
+        </w:tc>
+        <w:tc>
+          <w:tcPr>
+            <w:tcW w:w="810" w:type="dxa"/>
             <w:shd w:val="clear" w:color="auto" w:fill="7F7F7F" w:themeFill="text1" w:themeFillTint="80"/>
             <w:tcMar/>
           </w:tcPr>
           <w:p/>
-        </w:tc>
-        <w:tc>
-          <w:tcPr>
-            <w:tcW w:w="2355" w:type="dxa"/>
+          <w:p>
+            <w:r>
+              <w:rPr/>
+              <w:t>-------</w:t>
+            </w:r>
+          </w:p>
+        </w:tc>
+        <w:tc>
+          <w:tcPr>
+            <w:tcW w:w="2535" w:type="dxa"/>
             <w:shd w:val="clear" w:color="auto" w:fill="7F7F7F" w:themeFill="text1" w:themeFillTint="80"/>
             <w:tcMar/>
           </w:tcPr>
           <w:p/>
+          <w:p>
+            <w:r>
+              <w:rPr/>
+              <w:t>--------------------------</w:t>
+            </w:r>
+            <w:r>
+              <w:rPr/>
+              <w:t>--</w:t>
+            </w:r>
+          </w:p>
         </w:tc>
         <w:tc>
           <w:tcPr>
@@ -502,6 +527,7 @@
           </w:p>
           <w:p>
             <w:pPr>
+              <w:pStyle w:val="Normal"/>
               <w:spacing w:before="0" w:beforeAutospacing="off" w:after="0" w:afterAutospacing="off"/>
             </w:pPr>
           </w:p>
@@ -526,17 +552,59 @@
         </w:tc>
         <w:tc>
           <w:tcPr>
-            <w:tcW w:w="990" w:type="dxa"/>
-            <w:tcMar/>
-          </w:tcPr>
-          <w:p/>
-        </w:tc>
-        <w:tc>
-          <w:tcPr>
-            <w:tcW w:w="2355" w:type="dxa"/>
-            <w:tcMar/>
-          </w:tcPr>
-          <w:p/>
+            <w:tcW w:w="810" w:type="dxa"/>
+            <w:tcMar/>
+          </w:tcPr>
+          <w:p/>
+          <w:p>
+            <w:r>
+              <w:rPr/>
+              <w:t>17:30</w:t>
+            </w:r>
+          </w:p>
+        </w:tc>
+        <w:tc>
+          <w:tcPr>
+            <w:tcW w:w="2535" w:type="dxa"/>
+            <w:tcMar/>
+          </w:tcPr>
+          <w:p>
+            <w:pPr>
+              <w:pStyle w:val="Normal"/>
+              <w:rPr>
+                <w:sz w:val="20"/>
+                <w:szCs w:val="20"/>
+              </w:rPr>
+            </w:pPr>
+            <w:r>
+              <w:rPr>
+                <w:sz w:val="20"/>
+                <w:szCs w:val="20"/>
+              </w:rPr>
+              <w:t xml:space="preserve">Melhoria da apresentação do GIT com uma versão mais atual do </w:t>
+            </w:r>
+            <w:r>
+              <w:rPr>
+                <w:sz w:val="20"/>
+                <w:szCs w:val="20"/>
+              </w:rPr>
+              <w:t>gitbash</w:t>
+            </w:r>
+            <w:r>
+              <w:rPr>
+                <w:sz w:val="20"/>
+                <w:szCs w:val="20"/>
+              </w:rPr>
+              <w:t xml:space="preserve"> para exemplos</w:t>
+            </w:r>
+            <w:r>
+              <w:rPr>
+                <w:sz w:val="20"/>
+                <w:szCs w:val="20"/>
+              </w:rPr>
+              <w:t>.</w:t>
+            </w:r>
+          </w:p>
         </w:tc>
         <w:tc>
           <w:tcPr>
@@ -593,14 +661,14 @@
         </w:tc>
         <w:tc>
           <w:tcPr>
-            <w:tcW w:w="990" w:type="dxa"/>
-            <w:tcMar/>
-          </w:tcPr>
-          <w:p/>
-        </w:tc>
-        <w:tc>
-          <w:tcPr>
-            <w:tcW w:w="2355" w:type="dxa"/>
+            <w:tcW w:w="810" w:type="dxa"/>
+            <w:tcMar/>
+          </w:tcPr>
+          <w:p/>
+        </w:tc>
+        <w:tc>
+          <w:tcPr>
+            <w:tcW w:w="2535" w:type="dxa"/>
             <w:tcMar/>
           </w:tcPr>
           <w:p/>
@@ -660,14 +728,14 @@
         </w:tc>
         <w:tc>
           <w:tcPr>
-            <w:tcW w:w="990" w:type="dxa"/>
-            <w:tcMar/>
-          </w:tcPr>
-          <w:p/>
-        </w:tc>
-        <w:tc>
-          <w:tcPr>
-            <w:tcW w:w="2355" w:type="dxa"/>
+            <w:tcW w:w="810" w:type="dxa"/>
+            <w:tcMar/>
+          </w:tcPr>
+          <w:p/>
+        </w:tc>
+        <w:tc>
+          <w:tcPr>
+            <w:tcW w:w="2535" w:type="dxa"/>
             <w:tcMar/>
           </w:tcPr>
           <w:p/>
@@ -727,14 +795,14 @@
         </w:tc>
         <w:tc>
           <w:tcPr>
-            <w:tcW w:w="990" w:type="dxa"/>
-            <w:tcMar/>
-          </w:tcPr>
-          <w:p/>
-        </w:tc>
-        <w:tc>
-          <w:tcPr>
-            <w:tcW w:w="2355" w:type="dxa"/>
+            <w:tcW w:w="810" w:type="dxa"/>
+            <w:tcMar/>
+          </w:tcPr>
+          <w:p/>
+        </w:tc>
+        <w:tc>
+          <w:tcPr>
+            <w:tcW w:w="2535" w:type="dxa"/>
             <w:tcMar/>
           </w:tcPr>
           <w:p/>
@@ -794,14 +862,14 @@
         </w:tc>
         <w:tc>
           <w:tcPr>
-            <w:tcW w:w="990" w:type="dxa"/>
-            <w:tcMar/>
-          </w:tcPr>
-          <w:p/>
-        </w:tc>
-        <w:tc>
-          <w:tcPr>
-            <w:tcW w:w="2355" w:type="dxa"/>
+            <w:tcW w:w="810" w:type="dxa"/>
+            <w:tcMar/>
+          </w:tcPr>
+          <w:p/>
+        </w:tc>
+        <w:tc>
+          <w:tcPr>
+            <w:tcW w:w="2535" w:type="dxa"/>
             <w:tcMar/>
           </w:tcPr>
           <w:p/>
@@ -861,14 +929,14 @@
         </w:tc>
         <w:tc>
           <w:tcPr>
-            <w:tcW w:w="990" w:type="dxa"/>
-            <w:tcMar/>
-          </w:tcPr>
-          <w:p/>
-        </w:tc>
-        <w:tc>
-          <w:tcPr>
-            <w:tcW w:w="2355" w:type="dxa"/>
+            <w:tcW w:w="810" w:type="dxa"/>
+            <w:tcMar/>
+          </w:tcPr>
+          <w:p/>
+        </w:tc>
+        <w:tc>
+          <w:tcPr>
+            <w:tcW w:w="2535" w:type="dxa"/>
             <w:tcMar/>
           </w:tcPr>
           <w:p/>
@@ -928,14 +996,14 @@
         </w:tc>
         <w:tc>
           <w:tcPr>
-            <w:tcW w:w="990" w:type="dxa"/>
-            <w:tcMar/>
-          </w:tcPr>
-          <w:p/>
-        </w:tc>
-        <w:tc>
-          <w:tcPr>
-            <w:tcW w:w="2355" w:type="dxa"/>
+            <w:tcW w:w="810" w:type="dxa"/>
+            <w:tcMar/>
+          </w:tcPr>
+          <w:p/>
+        </w:tc>
+        <w:tc>
+          <w:tcPr>
+            <w:tcW w:w="2535" w:type="dxa"/>
             <w:tcMar/>
           </w:tcPr>
           <w:p/>
@@ -997,14 +1065,14 @@
         </w:tc>
         <w:tc>
           <w:tcPr>
-            <w:tcW w:w="990" w:type="dxa"/>
-            <w:tcMar/>
-          </w:tcPr>
-          <w:p/>
-        </w:tc>
-        <w:tc>
-          <w:tcPr>
-            <w:tcW w:w="2355" w:type="dxa"/>
+            <w:tcW w:w="810" w:type="dxa"/>
+            <w:tcMar/>
+          </w:tcPr>
+          <w:p/>
+        </w:tc>
+        <w:tc>
+          <w:tcPr>
+            <w:tcW w:w="2535" w:type="dxa"/>
             <w:tcMar/>
           </w:tcPr>
           <w:p/>
@@ -1064,14 +1132,14 @@
         </w:tc>
         <w:tc>
           <w:tcPr>
-            <w:tcW w:w="990" w:type="dxa"/>
-            <w:tcMar/>
-          </w:tcPr>
-          <w:p/>
-        </w:tc>
-        <w:tc>
-          <w:tcPr>
-            <w:tcW w:w="2355" w:type="dxa"/>
+            <w:tcW w:w="810" w:type="dxa"/>
+            <w:tcMar/>
+          </w:tcPr>
+          <w:p/>
+        </w:tc>
+        <w:tc>
+          <w:tcPr>
+            <w:tcW w:w="2535" w:type="dxa"/>
             <w:tcMar/>
           </w:tcPr>
           <w:p/>
@@ -1131,14 +1199,14 @@
         </w:tc>
         <w:tc>
           <w:tcPr>
-            <w:tcW w:w="990" w:type="dxa"/>
-            <w:tcMar/>
-          </w:tcPr>
-          <w:p/>
-        </w:tc>
-        <w:tc>
-          <w:tcPr>
-            <w:tcW w:w="2355" w:type="dxa"/>
+            <w:tcW w:w="810" w:type="dxa"/>
+            <w:tcMar/>
+          </w:tcPr>
+          <w:p/>
+        </w:tc>
+        <w:tc>
+          <w:tcPr>
+            <w:tcW w:w="2535" w:type="dxa"/>
             <w:tcMar/>
           </w:tcPr>
           <w:p/>
@@ -1198,14 +1266,14 @@
         </w:tc>
         <w:tc>
           <w:tcPr>
-            <w:tcW w:w="990" w:type="dxa"/>
-            <w:tcMar/>
-          </w:tcPr>
-          <w:p/>
-        </w:tc>
-        <w:tc>
-          <w:tcPr>
-            <w:tcW w:w="2355" w:type="dxa"/>
+            <w:tcW w:w="810" w:type="dxa"/>
+            <w:tcMar/>
+          </w:tcPr>
+          <w:p/>
+        </w:tc>
+        <w:tc>
+          <w:tcPr>
+            <w:tcW w:w="2535" w:type="dxa"/>
             <w:tcMar/>
           </w:tcPr>
           <w:p/>
@@ -1265,14 +1333,14 @@
         </w:tc>
         <w:tc>
           <w:tcPr>
-            <w:tcW w:w="990" w:type="dxa"/>
-            <w:tcMar/>
-          </w:tcPr>
-          <w:p/>
-        </w:tc>
-        <w:tc>
-          <w:tcPr>
-            <w:tcW w:w="2355" w:type="dxa"/>
+            <w:tcW w:w="810" w:type="dxa"/>
+            <w:tcMar/>
+          </w:tcPr>
+          <w:p/>
+        </w:tc>
+        <w:tc>
+          <w:tcPr>
+            <w:tcW w:w="2535" w:type="dxa"/>
             <w:tcMar/>
           </w:tcPr>
           <w:p/>
@@ -1332,14 +1400,14 @@
         </w:tc>
         <w:tc>
           <w:tcPr>
-            <w:tcW w:w="990" w:type="dxa"/>
-            <w:tcMar/>
-          </w:tcPr>
-          <w:p/>
-        </w:tc>
-        <w:tc>
-          <w:tcPr>
-            <w:tcW w:w="2355" w:type="dxa"/>
+            <w:tcW w:w="810" w:type="dxa"/>
+            <w:tcMar/>
+          </w:tcPr>
+          <w:p/>
+        </w:tc>
+        <w:tc>
+          <w:tcPr>
+            <w:tcW w:w="2535" w:type="dxa"/>
             <w:tcMar/>
           </w:tcPr>
           <w:p/>
@@ -1399,14 +1467,14 @@
         </w:tc>
         <w:tc>
           <w:tcPr>
-            <w:tcW w:w="990" w:type="dxa"/>
-            <w:tcMar/>
-          </w:tcPr>
-          <w:p/>
-        </w:tc>
-        <w:tc>
-          <w:tcPr>
-            <w:tcW w:w="2355" w:type="dxa"/>
+            <w:tcW w:w="810" w:type="dxa"/>
+            <w:tcMar/>
+          </w:tcPr>
+          <w:p/>
+        </w:tc>
+        <w:tc>
+          <w:tcPr>
+            <w:tcW w:w="2535" w:type="dxa"/>
             <w:tcMar/>
           </w:tcPr>
           <w:p/>
@@ -1466,14 +1534,14 @@
         </w:tc>
         <w:tc>
           <w:tcPr>
-            <w:tcW w:w="990" w:type="dxa"/>
-            <w:tcMar/>
-          </w:tcPr>
-          <w:p/>
-        </w:tc>
-        <w:tc>
-          <w:tcPr>
-            <w:tcW w:w="2355" w:type="dxa"/>
+            <w:tcW w:w="810" w:type="dxa"/>
+            <w:tcMar/>
+          </w:tcPr>
+          <w:p/>
+        </w:tc>
+        <w:tc>
+          <w:tcPr>
+            <w:tcW w:w="2535" w:type="dxa"/>
             <w:tcMar/>
           </w:tcPr>
           <w:p/>
@@ -1533,14 +1601,14 @@
         </w:tc>
         <w:tc>
           <w:tcPr>
-            <w:tcW w:w="990" w:type="dxa"/>
-            <w:tcMar/>
-          </w:tcPr>
-          <w:p/>
-        </w:tc>
-        <w:tc>
-          <w:tcPr>
-            <w:tcW w:w="2355" w:type="dxa"/>
+            <w:tcW w:w="810" w:type="dxa"/>
+            <w:tcMar/>
+          </w:tcPr>
+          <w:p/>
+        </w:tc>
+        <w:tc>
+          <w:tcPr>
+            <w:tcW w:w="2535" w:type="dxa"/>
             <w:tcMar/>
           </w:tcPr>
           <w:p/>
@@ -1600,14 +1668,14 @@
         </w:tc>
         <w:tc>
           <w:tcPr>
-            <w:tcW w:w="990" w:type="dxa"/>
-            <w:tcMar/>
-          </w:tcPr>
-          <w:p/>
-        </w:tc>
-        <w:tc>
-          <w:tcPr>
-            <w:tcW w:w="2355" w:type="dxa"/>
+            <w:tcW w:w="810" w:type="dxa"/>
+            <w:tcMar/>
+          </w:tcPr>
+          <w:p/>
+        </w:tc>
+        <w:tc>
+          <w:tcPr>
+            <w:tcW w:w="2535" w:type="dxa"/>
             <w:tcMar/>
           </w:tcPr>
           <w:p/>
@@ -1667,14 +1735,14 @@
         </w:tc>
         <w:tc>
           <w:tcPr>
-            <w:tcW w:w="990" w:type="dxa"/>
-            <w:tcMar/>
-          </w:tcPr>
-          <w:p/>
-        </w:tc>
-        <w:tc>
-          <w:tcPr>
-            <w:tcW w:w="2355" w:type="dxa"/>
+            <w:tcW w:w="810" w:type="dxa"/>
+            <w:tcMar/>
+          </w:tcPr>
+          <w:p/>
+        </w:tc>
+        <w:tc>
+          <w:tcPr>
+            <w:tcW w:w="2535" w:type="dxa"/>
             <w:tcMar/>
           </w:tcPr>
           <w:p/>
@@ -1734,14 +1802,14 @@
         </w:tc>
         <w:tc>
           <w:tcPr>
-            <w:tcW w:w="990" w:type="dxa"/>
-            <w:tcMar/>
-          </w:tcPr>
-          <w:p/>
-        </w:tc>
-        <w:tc>
-          <w:tcPr>
-            <w:tcW w:w="2355" w:type="dxa"/>
+            <w:tcW w:w="810" w:type="dxa"/>
+            <w:tcMar/>
+          </w:tcPr>
+          <w:p/>
+        </w:tc>
+        <w:tc>
+          <w:tcPr>
+            <w:tcW w:w="2535" w:type="dxa"/>
             <w:tcMar/>
           </w:tcPr>
           <w:p/>
@@ -1801,14 +1869,14 @@
         </w:tc>
         <w:tc>
           <w:tcPr>
-            <w:tcW w:w="990" w:type="dxa"/>
-            <w:tcMar/>
-          </w:tcPr>
-          <w:p/>
-        </w:tc>
-        <w:tc>
-          <w:tcPr>
-            <w:tcW w:w="2355" w:type="dxa"/>
+            <w:tcW w:w="810" w:type="dxa"/>
+            <w:tcMar/>
+          </w:tcPr>
+          <w:p/>
+        </w:tc>
+        <w:tc>
+          <w:tcPr>
+            <w:tcW w:w="2535" w:type="dxa"/>
             <w:tcMar/>
           </w:tcPr>
           <w:p/>
@@ -1868,14 +1936,14 @@
         </w:tc>
         <w:tc>
           <w:tcPr>
-            <w:tcW w:w="990" w:type="dxa"/>
-            <w:tcMar/>
-          </w:tcPr>
-          <w:p/>
-        </w:tc>
-        <w:tc>
-          <w:tcPr>
-            <w:tcW w:w="2355" w:type="dxa"/>
+            <w:tcW w:w="810" w:type="dxa"/>
+            <w:tcMar/>
+          </w:tcPr>
+          <w:p/>
+        </w:tc>
+        <w:tc>
+          <w:tcPr>
+            <w:tcW w:w="2535" w:type="dxa"/>
             <w:tcMar/>
           </w:tcPr>
           <w:p/>
@@ -1935,14 +2003,14 @@
         </w:tc>
         <w:tc>
           <w:tcPr>
-            <w:tcW w:w="990" w:type="dxa"/>
-            <w:tcMar/>
-          </w:tcPr>
-          <w:p/>
-        </w:tc>
-        <w:tc>
-          <w:tcPr>
-            <w:tcW w:w="2355" w:type="dxa"/>
+            <w:tcW w:w="810" w:type="dxa"/>
+            <w:tcMar/>
+          </w:tcPr>
+          <w:p/>
+        </w:tc>
+        <w:tc>
+          <w:tcPr>
+            <w:tcW w:w="2535" w:type="dxa"/>
             <w:tcMar/>
           </w:tcPr>
           <w:p/>
@@ -2002,14 +2070,14 @@
         </w:tc>
         <w:tc>
           <w:tcPr>
-            <w:tcW w:w="990" w:type="dxa"/>
-            <w:tcMar/>
-          </w:tcPr>
-          <w:p/>
-        </w:tc>
-        <w:tc>
-          <w:tcPr>
-            <w:tcW w:w="2355" w:type="dxa"/>
+            <w:tcW w:w="810" w:type="dxa"/>
+            <w:tcMar/>
+          </w:tcPr>
+          <w:p/>
+        </w:tc>
+        <w:tc>
+          <w:tcPr>
+            <w:tcW w:w="2535" w:type="dxa"/>
             <w:tcMar/>
           </w:tcPr>
           <w:p/>
@@ -2069,14 +2137,14 @@
         </w:tc>
         <w:tc>
           <w:tcPr>
-            <w:tcW w:w="990" w:type="dxa"/>
-            <w:tcMar/>
-          </w:tcPr>
-          <w:p/>
-        </w:tc>
-        <w:tc>
-          <w:tcPr>
-            <w:tcW w:w="2355" w:type="dxa"/>
+            <w:tcW w:w="810" w:type="dxa"/>
+            <w:tcMar/>
+          </w:tcPr>
+          <w:p/>
+        </w:tc>
+        <w:tc>
+          <w:tcPr>
+            <w:tcW w:w="2535" w:type="dxa"/>
             <w:tcMar/>
           </w:tcPr>
           <w:p/>
